--- a/spa/docx/33.content.docx
+++ b/spa/docx/33.content.docx
@@ -319,7 +319,7 @@
         <w:rPr>
           <w:lang w:val="es_ES" w:bidi="es_ES"/>
         </w:rPr>
-        <w:t xml:space="preserve"> Dice el Señor:—Por lo tanto, convertiré a Samaria en un montón de ruinas en medio del campo, en un lugar para plantar viñas. Arrojaré sus piedras al valle y dejaré al descubierto sus cimientos.</w:t>
+        <w:t xml:space="preserve"> Dice el Señor: —Por lo tanto, convertiré a Samaria en un montón de ruinas en medio del campo, en un lugar para plantar viñas. Arrojaré sus piedras al valle y dejaré al descubierto sus cimientos.</w:t>
       </w:r>
     </w:p>
     <w:p>
@@ -608,7 +608,7 @@
         <w:rPr>
           <w:lang w:val="es_ES" w:bidi="es_ES"/>
         </w:rPr>
-        <w:t xml:space="preserve"> Por eso, esto es lo que dice el Señor:—Estoy planeando una desgracia contra este pueblo. No podrán escapar. Ya no caminarán con arrogancia, porque será un tiempo terrible.</w:t>
+        <w:t xml:space="preserve"> Por eso, esto es lo que dice el Señor: —Estoy planeando una desgracia contra este pueblo. No podrán escapar. Ya no caminarán con arrogancia, porque será un tiempo terrible.</w:t>
       </w:r>
     </w:p>
     <w:p>
@@ -629,7 +629,7 @@
         <w:rPr>
           <w:lang w:val="es_ES" w:bidi="es_ES"/>
         </w:rPr>
-        <w:t xml:space="preserve"> En ese día se burlarán de ustedes. Entonarán este canto de lamento: "Estamos completamente arruinados. ¡Nos ha quitado nuestros campos! Se reparten nuestros campos. Se los reparten entre traidores".</w:t>
+        <w:t xml:space="preserve"> En ese día se burlarán de ustedes. Entonarán este canto de lamento: “Estamos completamente arruinados. ¡Nos ha quitado nuestros campos! Se reparten nuestros campos. Se los reparten entre traidores”.</w:t>
       </w:r>
     </w:p>
     <w:p>
@@ -671,7 +671,7 @@
         <w:rPr>
           <w:lang w:val="es_ES" w:bidi="es_ES"/>
         </w:rPr>
-        <w:t xml:space="preserve"> Dicen sus profetas:—¡No profeticen! No profeticen sobre estas cosas. La desgracia no nos alcanzará.</w:t>
+        <w:t xml:space="preserve"> Dicen sus profetas: —¡No profeticen! No profeticen sobre estas cosas. La desgracia no nos alcanzará.</w:t>
       </w:r>
     </w:p>
     <w:p>
@@ -692,7 +692,7 @@
         <w:rPr>
           <w:lang w:val="es_ES" w:bidi="es_ES"/>
         </w:rPr>
-        <w:t xml:space="preserve"> Ustedes saben lo que se dice:—¿Acaso está maldita la descendencia de Jacob? ¿Se ha agotado la paciencia del Señor? ¿Acaso él actúa así? Dice el Señor:—¿No hacen bien mis palabras al que camina con rectitud?</w:t>
+        <w:t xml:space="preserve"> Ustedes saben lo que se dice: —¿Acaso está maldita la descendencia de Jacob? ¿Se ha agotado la paciencia del Señor? ¿Acaso él actúa así? Dice el Señor: —¿No hacen bien mis palabras al que camina con rectitud?</w:t>
       </w:r>
     </w:p>
     <w:p>
@@ -855,7 +855,7 @@
         <w:rPr>
           <w:lang w:val="es_ES" w:bidi="es_ES"/>
         </w:rPr>
-        <w:t xml:space="preserve"> Dije entonces:—¡Oigan ustedes, jefes de Israel! Escuchen ustedes que gobiernan al pueblo de Jacob. ¿Acaso no es deber de ustedes conocer la justicia?</w:t>
+        <w:t xml:space="preserve"> Dije entonces: —¡Oigan ustedes, jefes de Israel! Escuchen ustedes que gobiernan al pueblo de Jacob. ¿Acaso no es deber de ustedes conocer la justicia?</w:t>
       </w:r>
     </w:p>
     <w:p>
@@ -939,7 +939,7 @@
         <w:rPr>
           <w:lang w:val="es_ES" w:bidi="es_ES"/>
         </w:rPr>
-        <w:t xml:space="preserve"> Esto es lo que dice el Señor contra los profetas que desvían a mi pueblo:—Ustedes proclaman paz con el estómago lleno, pero declaran la guerra si lo tienen vacío.</w:t>
+        <w:t xml:space="preserve"> Esto es lo que dice el Señor contra los profetas que desvían a mi pueblo: —Ustedes proclaman paz con el estómago lleno, pero declaran la guerra si lo tienen vacío.</w:t>
       </w:r>
     </w:p>
     <w:p>
@@ -1065,7 +1065,7 @@
         <w:rPr>
           <w:lang w:val="es_ES" w:bidi="es_ES"/>
         </w:rPr>
-        <w:t xml:space="preserve"> Los jueces juzgan por soborno, los sacerdotes enseñan por dinero y los profetas adivinan por paga. Aun así, pretenden apoyarse en el Señor diciendo:—¿No está el Señor entre nosotros? No nos puede pasar nada malo.</w:t>
+        <w:t xml:space="preserve"> Los jueces juzgan por soborno, los sacerdotes enseñan por dinero y los profetas adivinan por paga. Aun así, pretenden apoyarse en el Señor diciendo: —¿No está el Señor entre nosotros? No nos puede pasar nada malo.</w:t>
       </w:r>
     </w:p>
     <w:p>
@@ -1144,7 +1144,7 @@
         <w:rPr>
           <w:lang w:val="es_ES" w:bidi="es_ES"/>
         </w:rPr>
-        <w:t xml:space="preserve"> Muchos vendrán y dirán:—Vamos, subamos al monte del Señor, al templo del Dios de Jacob. Allí él nos enseñará sus caminos para que andemos por sus sendas.De Sion saldrá la ley; de Jerusalén, la palabra del Señor.</w:t>
+        <w:t xml:space="preserve"> Muchos vendrán y dirán: —Vamos, subamos al monte del Señor, al templo del Dios de Jacob. Allí él nos enseñará sus caminos para que andemos por sus sendas. De Sion saldrá la ley; de Jerusalén, la palabra del Señor.</w:t>
       </w:r>
     </w:p>
     <w:p>
@@ -1228,7 +1228,7 @@
         <w:rPr>
           <w:lang w:val="es_ES" w:bidi="es_ES"/>
         </w:rPr>
-        <w:t xml:space="preserve"> Esto dice el Señor:—En aquel día reuniré a las ovejas cojas; juntaré a las dispersos y a las que afligí.</w:t>
+        <w:t xml:space="preserve"> Esto dice el Señor: —En aquel día reuniré a las ovejas cojas; juntaré a las dispersos y a las que afligí.</w:t>
       </w:r>
     </w:p>
     <w:p>
@@ -1333,7 +1333,7 @@
         <w:rPr>
           <w:lang w:val="es_ES" w:bidi="es_ES"/>
         </w:rPr>
-        <w:t xml:space="preserve"> Muchas naciones se han reunido contra ti y dicen:—¡Que sea profanada Sion! ¡Disfrutemos contemplándolo!</w:t>
+        <w:t xml:space="preserve"> Muchas naciones se han reunido contra ti y dicen: —¡Que sea profanada Sion! ¡Disfrutemos contemplándolo!</w:t>
       </w:r>
     </w:p>
     <w:p>
@@ -1601,7 +1601,7 @@
         <w:rPr>
           <w:lang w:val="es_ES" w:bidi="es_ES"/>
         </w:rPr>
-        <w:t xml:space="preserve"> Afirma el Señor:—En aquel día destruiré tus caballos y destrozaré tus carros de guerra.</w:t>
+        <w:t xml:space="preserve"> Afirma el Señor: —En aquel día destruiré tus caballos y destrozaré tus carros de guerra.</w:t>
       </w:r>
     </w:p>
     <w:p>
@@ -1743,7 +1743,7 @@
         <w:rPr>
           <w:lang w:val="es_ES" w:bidi="es_ES"/>
         </w:rPr>
-        <w:t xml:space="preserve"> Escuchen lo que dice el Señor:—Levántate y presenta tu caso ante las montañas, que las colinas escuchen tu voz.</w:t>
+        <w:t xml:space="preserve"> Escuchen lo que dice el Señor: —Levántate y presenta tu caso ante las montañas, que las colinas escuchen tu voz.</w:t>
       </w:r>
     </w:p>
     <w:p>
@@ -1848,7 +1848,7 @@
         <w:rPr>
           <w:lang w:val="es_ES" w:bidi="es_ES"/>
         </w:rPr>
-        <w:t xml:space="preserve"> ¿Con qué me presentaré ante el Señor? ¿Cómo me postraré ante el Dios Altísimo? ¿Me presentaré ante él con ofrendas quemadas, con terneros de un año?</w:t>
+        <w:t xml:space="preserve"> ¿Con qué me presentaré ante el Señor? ¿Cómo me postraré ante el Dios Altísimo? ¿Me presentaré ante él con ofrendas quemadas, con terneros de 1 año?</w:t>
       </w:r>
     </w:p>
     <w:p>
@@ -1932,7 +1932,7 @@
         <w:rPr>
           <w:lang w:val="es_ES" w:bidi="es_ES"/>
         </w:rPr>
-        <w:t xml:space="preserve"> Dice:—¿Acaso voy a dejar sin castigo a esos malvados que han conseguido sus riquezas por medio del robo? ¿Voy a tolerar que tengan pesas falsas?</w:t>
+        <w:t xml:space="preserve"> Dice: —¿Acaso voy a dejar sin castigo a esos malvados que han conseguido sus riquezas por medio del robo? ¿Voy a tolerar que tengan pesas falsas?</w:t>
       </w:r>
     </w:p>
     <w:p>
@@ -2284,7 +2284,7 @@
         <w:rPr>
           <w:lang w:val="es_ES" w:bidi="es_ES"/>
         </w:rPr>
-        <w:t xml:space="preserve"> Entonces mi enemiga lo verá. Se llenará de vergüenza ella que me decía:—¿Dónde está el Señor tu Dios?Mis ojos la verán pisoteada como el barro de las calles.</w:t>
+        <w:t xml:space="preserve"> Entonces mi enemiga lo verá. Se llenará de vergüenza ella que me decía: —¿Dónde está el Señor tu Dios? Mis ojos la verán pisoteada como el barro de las calles.</w:t>
       </w:r>
     </w:p>
     <w:p>
